--- a/images/NamandeepCV.docx
+++ b/images/NamandeepCV.docx
@@ -381,16 +381,7 @@
                 <w:sz w:val="20"/>
                 <w:szCs w:val="20"/>
               </w:rPr>
-              <w:t>AWS Services</w:t>
-            </w:r>
-            <w:r>
-              <w:rPr>
-                <w:rFonts w:asciiTheme="majorHAnsi" w:hAnsiTheme="majorHAnsi"/>
-                <w:color w:val="000000" w:themeColor="text1"/>
-                <w:sz w:val="20"/>
-                <w:szCs w:val="20"/>
-              </w:rPr>
-              <w:t xml:space="preserve">, </w:t>
+              <w:t xml:space="preserve">AWS Services, </w:t>
             </w:r>
             <w:r>
               <w:rPr>
@@ -581,7 +572,7 @@
           <w:sz w:val="21"/>
           <w:szCs w:val="21"/>
         </w:rPr>
-        <w:t>Present</w:t>
+        <w:t>Jan 2026</w:t>
       </w:r>
     </w:p>
     <w:p>
@@ -6735,6 +6726,7 @@
   <w:style w:type="character" w:default="1" w:styleId="DefaultParagraphFont">
     <w:name w:val="Default Paragraph Font"/>
     <w:uiPriority w:val="1"/>
+    <w:semiHidden/>
     <w:unhideWhenUsed/>
   </w:style>
   <w:style w:type="table" w:default="1" w:styleId="TableNormal">
@@ -31020,6 +31012,7 @@
     <w:rsid w:val="006C0463"/>
     <w:rsid w:val="00723C92"/>
     <w:rsid w:val="007F507D"/>
+    <w:rsid w:val="00810B50"/>
     <w:rsid w:val="00851C2A"/>
     <w:rsid w:val="00860C39"/>
     <w:rsid w:val="00905B31"/>
@@ -31029,6 +31022,7 @@
     <w:rsid w:val="00984C07"/>
     <w:rsid w:val="00AA48D6"/>
     <w:rsid w:val="00B1079A"/>
+    <w:rsid w:val="00BA2D43"/>
     <w:rsid w:val="00BE015F"/>
     <w:rsid w:val="00C26F51"/>
     <w:rsid w:val="00C3155B"/>
@@ -31705,19 +31699,15 @@
 </file>
 
 <file path=customXml/item1.xml><?xml version="1.0" encoding="utf-8"?>
-<p:properties xmlns:p="http://schemas.microsoft.com/office/2006/metadata/properties" xmlns:xsi="http://www.w3.org/2001/XMLSchema-instance" xmlns:pc="http://schemas.microsoft.com/office/infopath/2007/PartnerControls">
-  <documentManagement>
-    <Status xmlns="71af3243-3dd4-4a8d-8c0d-dd76da1f02a5">Not started</Status>
-    <MediaServiceKeyPoints xmlns="71af3243-3dd4-4a8d-8c0d-dd76da1f02a5" xsi:nil="true"/>
-  </documentManagement>
-</p:properties>
+<?mso-contentType ?>
+<FormTemplates xmlns="http://schemas.microsoft.com/sharepoint/v3/contenttype/forms">
+  <Display>DocumentLibraryForm</Display>
+  <Edit>DocumentLibraryForm</Edit>
+  <New>DocumentLibraryForm</New>
+</FormTemplates>
 </file>
 
 <file path=customXml/item2.xml><?xml version="1.0" encoding="utf-8"?>
-<b:Sources xmlns:b="http://schemas.openxmlformats.org/officeDocument/2006/bibliography" xmlns="http://schemas.openxmlformats.org/officeDocument/2006/bibliography" SelectedStyle="\IEEE2006OfficeOnline.xsl" StyleName="IEEE" Version="2006"/>
-</file>
-
-<file path=customXml/item3.xml><?xml version="1.0" encoding="utf-8"?>
 <ct:contentTypeSchema xmlns:ct="http://schemas.microsoft.com/office/2006/metadata/contentType" xmlns:ma="http://schemas.microsoft.com/office/2006/metadata/properties/metaAttributes" ct:_="" ma:_="" ma:contentTypeName="Document" ma:contentTypeID="0x01010079F111ED35F8CC479449609E8A0923A6" ma:contentTypeVersion="12" ma:contentTypeDescription="Create a new document." ma:contentTypeScope="" ma:versionID="7e3f163ba23981de9af4e94a4fc3c170">
   <xsd:schema xmlns:xsd="http://www.w3.org/2001/XMLSchema" xmlns:xs="http://www.w3.org/2001/XMLSchema" xmlns:p="http://schemas.microsoft.com/office/2006/metadata/properties" xmlns:ns2="71af3243-3dd4-4a8d-8c0d-dd76da1f02a5" xmlns:ns3="16c05727-aa75-4e4a-9b5f-8a80a1165891" targetNamespace="http://schemas.microsoft.com/office/2006/metadata/properties" ma:root="true" ma:fieldsID="77303e74caa42b09a8f0afd286949429" ns2:_="" ns3:_="">
     <xsd:import namespace="71af3243-3dd4-4a8d-8c0d-dd76da1f02a5"/>
@@ -31938,34 +31928,28 @@
 </ct:contentTypeSchema>
 </file>
 
+<file path=customXml/item3.xml><?xml version="1.0" encoding="utf-8"?>
+<b:Sources xmlns:b="http://schemas.openxmlformats.org/officeDocument/2006/bibliography" xmlns="http://schemas.openxmlformats.org/officeDocument/2006/bibliography" SelectedStyle="\IEEE2006OfficeOnline.xsl" StyleName="IEEE" Version="2006"/>
+</file>
+
 <file path=customXml/item4.xml><?xml version="1.0" encoding="utf-8"?>
-<?mso-contentType ?>
-<FormTemplates xmlns="http://schemas.microsoft.com/sharepoint/v3/contenttype/forms">
-  <Display>DocumentLibraryForm</Display>
-  <Edit>DocumentLibraryForm</Edit>
-  <New>DocumentLibraryForm</New>
-</FormTemplates>
+<p:properties xmlns:p="http://schemas.microsoft.com/office/2006/metadata/properties" xmlns:xsi="http://www.w3.org/2001/XMLSchema-instance" xmlns:pc="http://schemas.microsoft.com/office/infopath/2007/PartnerControls">
+  <documentManagement>
+    <Status xmlns="71af3243-3dd4-4a8d-8c0d-dd76da1f02a5">Not started</Status>
+    <MediaServiceKeyPoints xmlns="71af3243-3dd4-4a8d-8c0d-dd76da1f02a5" xsi:nil="true"/>
+  </documentManagement>
+</p:properties>
 </file>
 
 <file path=customXml/itemProps1.xml><?xml version="1.0" encoding="utf-8"?>
-<ds:datastoreItem xmlns:ds="http://schemas.openxmlformats.org/officeDocument/2006/customXml" ds:itemID="{4F662BB8-1253-4FAB-BF9A-1F186878EF90}">
+<ds:datastoreItem xmlns:ds="http://schemas.openxmlformats.org/officeDocument/2006/customXml" ds:itemID="{210E9CCA-B965-45FD-937B-55A202EB7510}">
   <ds:schemaRefs>
-    <ds:schemaRef ds:uri="http://schemas.microsoft.com/office/2006/metadata/properties"/>
-    <ds:schemaRef ds:uri="http://schemas.microsoft.com/office/infopath/2007/PartnerControls"/>
-    <ds:schemaRef ds:uri="71af3243-3dd4-4a8d-8c0d-dd76da1f02a5"/>
+    <ds:schemaRef ds:uri="http://schemas.microsoft.com/sharepoint/v3/contenttype/forms"/>
   </ds:schemaRefs>
 </ds:datastoreItem>
 </file>
 
 <file path=customXml/itemProps2.xml><?xml version="1.0" encoding="utf-8"?>
-<ds:datastoreItem xmlns:ds="http://schemas.openxmlformats.org/officeDocument/2006/customXml" ds:itemID="{3A126926-CAFF-4DFE-B736-31A495F39BAA}">
-  <ds:schemaRefs>
-    <ds:schemaRef ds:uri="http://schemas.openxmlformats.org/officeDocument/2006/bibliography"/>
-  </ds:schemaRefs>
-</ds:datastoreItem>
-</file>
-
-<file path=customXml/itemProps3.xml><?xml version="1.0" encoding="utf-8"?>
 <ds:datastoreItem xmlns:ds="http://schemas.openxmlformats.org/officeDocument/2006/customXml" ds:itemID="{08213137-FECA-4B2D-A0F1-4DB59211ED1A}">
   <ds:schemaRefs>
     <ds:schemaRef ds:uri="http://schemas.microsoft.com/office/2006/metadata/contentType"/>
@@ -31984,10 +31968,20 @@
 </ds:datastoreItem>
 </file>
 
+<file path=customXml/itemProps3.xml><?xml version="1.0" encoding="utf-8"?>
+<ds:datastoreItem xmlns:ds="http://schemas.openxmlformats.org/officeDocument/2006/customXml" ds:itemID="{3A126926-CAFF-4DFE-B736-31A495F39BAA}">
+  <ds:schemaRefs>
+    <ds:schemaRef ds:uri="http://schemas.openxmlformats.org/officeDocument/2006/bibliography"/>
+  </ds:schemaRefs>
+</ds:datastoreItem>
+</file>
+
 <file path=customXml/itemProps4.xml><?xml version="1.0" encoding="utf-8"?>
-<ds:datastoreItem xmlns:ds="http://schemas.openxmlformats.org/officeDocument/2006/customXml" ds:itemID="{210E9CCA-B965-45FD-937B-55A202EB7510}">
+<ds:datastoreItem xmlns:ds="http://schemas.openxmlformats.org/officeDocument/2006/customXml" ds:itemID="{4F662BB8-1253-4FAB-BF9A-1F186878EF90}">
   <ds:schemaRefs>
-    <ds:schemaRef ds:uri="http://schemas.microsoft.com/sharepoint/v3/contenttype/forms"/>
+    <ds:schemaRef ds:uri="http://schemas.microsoft.com/office/2006/metadata/properties"/>
+    <ds:schemaRef ds:uri="http://schemas.microsoft.com/office/infopath/2007/PartnerControls"/>
+    <ds:schemaRef ds:uri="71af3243-3dd4-4a8d-8c0d-dd76da1f02a5"/>
   </ds:schemaRefs>
 </ds:datastoreItem>
 </file>